--- a/АП ІК-11 Косило ЛР-5.0.docx
+++ b/АП ІК-11 Косило ЛР-5.0.docx
@@ -653,7 +653,7 @@
         <w:pStyle w:val="ListParagraph"/>
         <w:numPr>
           <w:ilvl w:val="0"/>
-          <w:numId w:val="1"/>
+          <w:numId w:val="2"/>
         </w:numPr>
         <w:spacing w:after="0" w:line="240" w:lineRule="auto"/>
         <w:rPr>
@@ -3241,26 +3241,33 @@
     <w:p/>
     <w:p>
       <w:pPr>
+        <w:pStyle w:val="ListParagraph"/>
+        <w:numPr>
+          <w:ilvl w:val="0"/>
+          <w:numId w:val="2"/>
+        </w:numPr>
         <w:spacing w:after="0" w:line="240" w:lineRule="auto"/>
         <w:rPr>
-          <w:rFonts w:ascii="Arial" w:eastAsia="Times New Roman" w:hAnsi="Arial" w:cs="Arial"/>
-          <w:color w:val="000000"/>
-          <w:sz w:val="20"/>
-          <w:szCs w:val="20"/>
-          <w:lang w:val="en-UA"/>
-        </w:rPr>
-      </w:pPr>
-      <w:r>
-        <w:rPr>
-          <w:rFonts w:ascii="Arial" w:eastAsia="Times New Roman" w:hAnsi="Arial" w:cs="Arial"/>
+          <w:rFonts w:ascii="Times New Roman" w:eastAsia="Times New Roman" w:hAnsi="Times New Roman" w:cs="Times New Roman"/>
           <w:b/>
           <w:bCs/>
           <w:color w:val="000000"/>
-          <w:sz w:val="20"/>
-          <w:szCs w:val="20"/>
-          <w:lang w:val="en-UA"/>
-        </w:rPr>
-        <w:t>3. Створення git-репозиторію та збереження проекту</w:t>
+          <w:sz w:val="28"/>
+          <w:szCs w:val="28"/>
+          <w:lang w:val="en-UA"/>
+        </w:rPr>
+      </w:pPr>
+      <w:r>
+        <w:rPr>
+          <w:rFonts w:ascii="Times New Roman" w:eastAsia="Times New Roman" w:hAnsi="Times New Roman" w:cs="Times New Roman"/>
+          <w:b/>
+          <w:bCs/>
+          <w:color w:val="000000"/>
+          <w:sz w:val="28"/>
+          <w:szCs w:val="28"/>
+          <w:lang w:val="en-UA"/>
+        </w:rPr>
+        <w:t>Створення git-репозиторію та збереження проекту</w:t>
       </w:r>
     </w:p>
     <w:p>
@@ -3269,20 +3276,62 @@
         <w:rPr>
           <w:rFonts w:ascii="Times New Roman" w:eastAsia="Times New Roman" w:hAnsi="Times New Roman" w:cs="Times New Roman"/>
           <w:color w:val="000000"/>
-          <w:sz w:val="18"/>
-          <w:szCs w:val="18"/>
-          <w:lang w:val="en-UA"/>
-        </w:rPr>
-      </w:pPr>
-      <w:r>
-        <w:rPr>
-          <w:rFonts w:ascii="Times New Roman" w:eastAsia="Times New Roman" w:hAnsi="Times New Roman" w:cs="Times New Roman"/>
-          <w:color w:val="000000"/>
-          <w:sz w:val="18"/>
-          <w:szCs w:val="18"/>
-          <w:lang w:val="en-UA"/>
-        </w:rPr>
-        <w:t>1) Зайти в свій аккаунт на github</w:t>
+          <w:sz w:val="28"/>
+          <w:szCs w:val="28"/>
+          <w:lang w:val="en-US"/>
+        </w:rPr>
+      </w:pPr>
+      <w:r>
+        <w:rPr>
+          <w:rFonts w:ascii="Times New Roman" w:eastAsia="Times New Roman" w:hAnsi="Times New Roman" w:cs="Times New Roman"/>
+          <w:noProof/>
+          <w:color w:val="000000"/>
+          <w:sz w:val="28"/>
+          <w:szCs w:val="28"/>
+          <w:lang w:val="en-US"/>
+          <w14:ligatures w14:val="standardContextual"/>
+        </w:rPr>
+        <w:drawing>
+          <wp:inline distT="0" distB="0" distL="0" distR="0" wp14:anchorId="03DC6A4F" wp14:editId="39E716D1">
+            <wp:extent cx="5943600" cy="1460254"/>
+            <wp:effectExtent l="0" t="0" r="0" b="635"/>
+            <wp:docPr id="1166257373" name="Picture 4"/>
+            <wp:cNvGraphicFramePr>
+              <a:graphicFrameLocks xmlns:a="http://schemas.openxmlformats.org/drawingml/2006/main" noChangeAspect="1"/>
+            </wp:cNvGraphicFramePr>
+            <a:graphic xmlns:a="http://schemas.openxmlformats.org/drawingml/2006/main">
+              <a:graphicData uri="http://schemas.openxmlformats.org/drawingml/2006/picture">
+                <pic:pic xmlns:pic="http://schemas.openxmlformats.org/drawingml/2006/picture">
+                  <pic:nvPicPr>
+                    <pic:cNvPr id="1166257373" name="Picture 1166257373"/>
+                    <pic:cNvPicPr/>
+                  </pic:nvPicPr>
+                  <pic:blipFill>
+                    <a:blip r:embed="rId7" cstate="print">
+                      <a:extLst>
+                        <a:ext uri="{28A0092B-C50C-407E-A947-70E740481C1C}">
+                          <a14:useLocalDpi xmlns:a14="http://schemas.microsoft.com/office/drawing/2010/main" val="0"/>
+                        </a:ext>
+                      </a:extLst>
+                    </a:blip>
+                    <a:stretch>
+                      <a:fillRect/>
+                    </a:stretch>
+                  </pic:blipFill>
+                  <pic:spPr>
+                    <a:xfrm>
+                      <a:off x="0" y="0"/>
+                      <a:ext cx="5943600" cy="1460254"/>
+                    </a:xfrm>
+                    <a:prstGeom prst="rect">
+                      <a:avLst/>
+                    </a:prstGeom>
+                  </pic:spPr>
+                </pic:pic>
+              </a:graphicData>
+            </a:graphic>
+          </wp:inline>
+        </w:drawing>
       </w:r>
     </w:p>
     <w:p>
@@ -3291,22 +3340,312 @@
         <w:rPr>
           <w:rFonts w:ascii="Times New Roman" w:eastAsia="Times New Roman" w:hAnsi="Times New Roman" w:cs="Times New Roman"/>
           <w:color w:val="000000"/>
-          <w:sz w:val="18"/>
-          <w:szCs w:val="18"/>
-        </w:rPr>
-      </w:pPr>
-      <w:r>
-        <w:rPr>
-          <w:rFonts w:ascii="Times New Roman" w:eastAsia="Times New Roman" w:hAnsi="Times New Roman" w:cs="Times New Roman"/>
-          <w:color w:val="000000"/>
-          <w:sz w:val="18"/>
-          <w:szCs w:val="18"/>
-          <w:lang w:val="en-UA"/>
-        </w:rPr>
-        <w:t>2) Створити новий репозиторій</w:t>
-      </w:r>
-    </w:p>
-    <w:p/>
+          <w:sz w:val="28"/>
+          <w:szCs w:val="28"/>
+          <w:lang w:val="en-US"/>
+        </w:rPr>
+      </w:pPr>
+    </w:p>
+    <w:p>
+      <w:pPr>
+        <w:jc w:val="both"/>
+        <w:rPr>
+          <w:rFonts w:ascii="Times New Roman" w:hAnsi="Times New Roman" w:cs="Times New Roman"/>
+          <w:b/>
+          <w:bCs/>
+          <w:sz w:val="28"/>
+          <w:szCs w:val="28"/>
+          <w:lang w:val="en-US"/>
+        </w:rPr>
+      </w:pPr>
+    </w:p>
+    <w:p>
+      <w:pPr>
+        <w:jc w:val="both"/>
+        <w:rPr>
+          <w:rFonts w:ascii="Times New Roman" w:hAnsi="Times New Roman" w:cs="Times New Roman"/>
+          <w:b/>
+          <w:bCs/>
+          <w:sz w:val="28"/>
+          <w:szCs w:val="28"/>
+        </w:rPr>
+      </w:pPr>
+      <w:r>
+        <w:rPr>
+          <w:rFonts w:ascii="Times New Roman" w:hAnsi="Times New Roman" w:cs="Times New Roman"/>
+          <w:b/>
+          <w:bCs/>
+          <w:sz w:val="28"/>
+          <w:szCs w:val="28"/>
+          <w:lang w:val="en-US"/>
+        </w:rPr>
+        <w:t>3)</w:t>
+      </w:r>
+      <w:r>
+        <w:rPr>
+          <w:rFonts w:ascii="Times New Roman" w:hAnsi="Times New Roman" w:cs="Times New Roman"/>
+          <w:b/>
+          <w:bCs/>
+          <w:sz w:val="28"/>
+          <w:szCs w:val="28"/>
+        </w:rPr>
+        <w:t xml:space="preserve">Створення тесту до проекту за допомогою </w:t>
+      </w:r>
+      <w:r>
+        <w:rPr>
+          <w:rFonts w:ascii="Times New Roman" w:hAnsi="Times New Roman" w:cs="Times New Roman"/>
+          <w:b/>
+          <w:bCs/>
+          <w:sz w:val="28"/>
+          <w:szCs w:val="28"/>
+          <w:lang w:val="en-US"/>
+        </w:rPr>
+        <w:t>Native Unit Test</w:t>
+      </w:r>
+      <w:r>
+        <w:rPr>
+          <w:rFonts w:ascii="Times New Roman" w:hAnsi="Times New Roman" w:cs="Times New Roman"/>
+          <w:b/>
+          <w:bCs/>
+          <w:sz w:val="28"/>
+          <w:szCs w:val="28"/>
+        </w:rPr>
+        <w:t>.</w:t>
+      </w:r>
+    </w:p>
+    <w:p>
+      <w:r>
+        <w:rPr>
+          <w:rFonts w:ascii="Times New Roman" w:eastAsia="Times New Roman" w:hAnsi="Times New Roman" w:cs="Times New Roman"/>
+          <w:b/>
+          <w:bCs/>
+          <w:noProof/>
+          <w:color w:val="000000"/>
+          <w:sz w:val="28"/>
+          <w:szCs w:val="28"/>
+          <w:lang w:val="en-UA"/>
+          <w14:ligatures w14:val="standardContextual"/>
+        </w:rPr>
+        <w:drawing>
+          <wp:inline distT="0" distB="0" distL="0" distR="0" wp14:anchorId="1EDF39EC" wp14:editId="74BDCD8D">
+            <wp:extent cx="5943600" cy="3856990"/>
+            <wp:effectExtent l="0" t="0" r="0" b="3810"/>
+            <wp:docPr id="1192223617" name="Picture 2"/>
+            <wp:cNvGraphicFramePr>
+              <a:graphicFrameLocks xmlns:a="http://schemas.openxmlformats.org/drawingml/2006/main" noChangeAspect="1"/>
+            </wp:cNvGraphicFramePr>
+            <a:graphic xmlns:a="http://schemas.openxmlformats.org/drawingml/2006/main">
+              <a:graphicData uri="http://schemas.openxmlformats.org/drawingml/2006/picture">
+                <pic:pic xmlns:pic="http://schemas.openxmlformats.org/drawingml/2006/picture">
+                  <pic:nvPicPr>
+                    <pic:cNvPr id="1192223617" name="Picture 1192223617"/>
+                    <pic:cNvPicPr/>
+                  </pic:nvPicPr>
+                  <pic:blipFill>
+                    <a:blip r:embed="rId8">
+                      <a:extLst>
+                        <a:ext uri="{28A0092B-C50C-407E-A947-70E740481C1C}">
+                          <a14:useLocalDpi xmlns:a14="http://schemas.microsoft.com/office/drawing/2010/main" val="0"/>
+                        </a:ext>
+                      </a:extLst>
+                    </a:blip>
+                    <a:stretch>
+                      <a:fillRect/>
+                    </a:stretch>
+                  </pic:blipFill>
+                  <pic:spPr>
+                    <a:xfrm>
+                      <a:off x="0" y="0"/>
+                      <a:ext cx="5943600" cy="3856990"/>
+                    </a:xfrm>
+                    <a:prstGeom prst="rect">
+                      <a:avLst/>
+                    </a:prstGeom>
+                  </pic:spPr>
+                </pic:pic>
+              </a:graphicData>
+            </a:graphic>
+          </wp:inline>
+        </w:drawing>
+      </w:r>
+    </w:p>
+    <w:p>
+      <w:pPr>
+        <w:rPr>
+          <w:rFonts w:ascii="Times New Roman" w:hAnsi="Times New Roman" w:cs="Times New Roman"/>
+          <w:sz w:val="28"/>
+          <w:szCs w:val="28"/>
+        </w:rPr>
+      </w:pPr>
+      <w:r>
+        <w:rPr>
+          <w:rFonts w:ascii="Times New Roman" w:hAnsi="Times New Roman" w:cs="Times New Roman"/>
+          <w:sz w:val="28"/>
+          <w:szCs w:val="28"/>
+          <w:lang w:val="en-US"/>
+        </w:rPr>
+        <w:t>П</w:t>
+      </w:r>
+      <w:proofErr w:type="spellStart"/>
+      <w:r>
+        <w:rPr>
+          <w:rFonts w:ascii="Times New Roman" w:hAnsi="Times New Roman" w:cs="Times New Roman"/>
+          <w:sz w:val="28"/>
+          <w:szCs w:val="28"/>
+        </w:rPr>
+        <w:t>еревіряю</w:t>
+      </w:r>
+      <w:proofErr w:type="spellEnd"/>
+      <w:r>
+        <w:rPr>
+          <w:rFonts w:ascii="Times New Roman" w:hAnsi="Times New Roman" w:cs="Times New Roman"/>
+          <w:sz w:val="28"/>
+          <w:szCs w:val="28"/>
+        </w:rPr>
+        <w:t xml:space="preserve"> резул</w:t>
+      </w:r>
+      <w:r>
+        <w:rPr>
+          <w:rFonts w:ascii="Times New Roman" w:hAnsi="Times New Roman" w:cs="Times New Roman"/>
+          <w:sz w:val="28"/>
+          <w:szCs w:val="28"/>
+        </w:rPr>
+        <w:t>ь</w:t>
+      </w:r>
+      <w:r>
+        <w:rPr>
+          <w:rFonts w:ascii="Times New Roman" w:hAnsi="Times New Roman" w:cs="Times New Roman"/>
+          <w:sz w:val="28"/>
+          <w:szCs w:val="28"/>
+        </w:rPr>
+        <w:t>тат тесту.</w:t>
+      </w:r>
+    </w:p>
+    <w:p>
+      <w:r>
+        <w:rPr>
+          <w:rFonts w:ascii="Times New Roman" w:eastAsia="Times New Roman" w:hAnsi="Times New Roman" w:cs="Times New Roman"/>
+          <w:noProof/>
+          <w:color w:val="000000"/>
+          <w:sz w:val="28"/>
+          <w:szCs w:val="28"/>
+          <w:lang w:val="en-UA"/>
+          <w14:ligatures w14:val="standardContextual"/>
+        </w:rPr>
+        <w:lastRenderedPageBreak/>
+        <w:drawing>
+          <wp:inline distT="0" distB="0" distL="0" distR="0" wp14:anchorId="6E64FB08" wp14:editId="32FF4197">
+            <wp:extent cx="5535168" cy="2738016"/>
+            <wp:effectExtent l="0" t="0" r="2540" b="5715"/>
+            <wp:docPr id="650424096" name="Picture 1"/>
+            <wp:cNvGraphicFramePr>
+              <a:graphicFrameLocks xmlns:a="http://schemas.openxmlformats.org/drawingml/2006/main" noChangeAspect="1"/>
+            </wp:cNvGraphicFramePr>
+            <a:graphic xmlns:a="http://schemas.openxmlformats.org/drawingml/2006/main">
+              <a:graphicData uri="http://schemas.openxmlformats.org/drawingml/2006/picture">
+                <pic:pic xmlns:pic="http://schemas.openxmlformats.org/drawingml/2006/picture">
+                  <pic:nvPicPr>
+                    <pic:cNvPr id="650424096" name="Picture 650424096"/>
+                    <pic:cNvPicPr/>
+                  </pic:nvPicPr>
+                  <pic:blipFill>
+                    <a:blip r:embed="rId9">
+                      <a:extLst>
+                        <a:ext uri="{28A0092B-C50C-407E-A947-70E740481C1C}">
+                          <a14:useLocalDpi xmlns:a14="http://schemas.microsoft.com/office/drawing/2010/main" val="0"/>
+                        </a:ext>
+                      </a:extLst>
+                    </a:blip>
+                    <a:stretch>
+                      <a:fillRect/>
+                    </a:stretch>
+                  </pic:blipFill>
+                  <pic:spPr>
+                    <a:xfrm>
+                      <a:off x="0" y="0"/>
+                      <a:ext cx="5545268" cy="2743012"/>
+                    </a:xfrm>
+                    <a:prstGeom prst="rect">
+                      <a:avLst/>
+                    </a:prstGeom>
+                  </pic:spPr>
+                </pic:pic>
+              </a:graphicData>
+            </a:graphic>
+          </wp:inline>
+        </w:drawing>
+      </w:r>
+    </w:p>
+    <w:p>
+      <w:pPr>
+        <w:rPr>
+          <w:rFonts w:ascii="Times New Roman" w:hAnsi="Times New Roman" w:cs="Times New Roman"/>
+          <w:b/>
+          <w:bCs/>
+          <w:sz w:val="28"/>
+          <w:szCs w:val="28"/>
+          <w:lang w:val="en-US"/>
+        </w:rPr>
+      </w:pPr>
+      <w:r>
+        <w:rPr>
+          <w:rFonts w:ascii="Times New Roman" w:hAnsi="Times New Roman" w:cs="Times New Roman"/>
+          <w:b/>
+          <w:bCs/>
+          <w:sz w:val="28"/>
+          <w:szCs w:val="28"/>
+        </w:rPr>
+        <w:t xml:space="preserve">4)Завантаження модифікованого проекту в іншу гілку репозиторію на </w:t>
+      </w:r>
+      <w:r>
+        <w:rPr>
+          <w:rFonts w:ascii="Times New Roman" w:hAnsi="Times New Roman" w:cs="Times New Roman"/>
+          <w:b/>
+          <w:bCs/>
+          <w:sz w:val="28"/>
+          <w:szCs w:val="28"/>
+          <w:lang w:val="en-US"/>
+        </w:rPr>
+        <w:t>GitHub.</w:t>
+      </w:r>
+    </w:p>
+    <w:p>
+      <w:pPr>
+        <w:rPr>
+          <w:rFonts w:ascii="Times New Roman" w:eastAsia="Calibri" w:hAnsi="Times New Roman" w:cs="Times New Roman"/>
+          <w:sz w:val="28"/>
+          <w:szCs w:val="28"/>
+        </w:rPr>
+      </w:pPr>
+      <w:r>
+        <w:rPr>
+          <w:rFonts w:ascii="Times New Roman" w:hAnsi="Times New Roman" w:cs="Times New Roman"/>
+          <w:sz w:val="28"/>
+          <w:szCs w:val="28"/>
+        </w:rPr>
+        <w:t xml:space="preserve">1) </w:t>
+      </w:r>
+      <w:r>
+        <w:rPr>
+          <w:rFonts w:ascii="Times New Roman" w:eastAsia="Calibri" w:hAnsi="Times New Roman" w:cs="Times New Roman"/>
+          <w:sz w:val="28"/>
+          <w:szCs w:val="28"/>
+        </w:rPr>
+        <w:t>Завантажила модифікований проект на нову гілку</w:t>
+      </w:r>
+    </w:p>
+    <w:p>
+      <w:pPr>
+        <w:rPr>
+          <w:rFonts w:ascii="Times New Roman" w:hAnsi="Times New Roman" w:cs="Times New Roman"/>
+          <w:b/>
+          <w:bCs/>
+          <w:sz w:val="28"/>
+          <w:szCs w:val="28"/>
+          <w:lang w:val="en-US"/>
+        </w:rPr>
+      </w:pPr>
+    </w:p>
     <w:sectPr>
       <w:pgSz w:w="12240" w:h="15840"/>
       <w:pgMar w:top="1440" w:right="1440" w:bottom="1440" w:left="1440" w:header="708" w:footer="708" w:gutter="0"/>
@@ -3320,16 +3659,16 @@
 <file path=word/numbering.xml><?xml version="1.0" encoding="utf-8"?>
 <w:numbering xmlns:wpc="http://schemas.microsoft.com/office/word/2010/wordprocessingCanvas" xmlns:cx="http://schemas.microsoft.com/office/drawing/2014/chartex" xmlns:cx1="http://schemas.microsoft.com/office/drawing/2015/9/8/chartex" xmlns:cx2="http://schemas.microsoft.com/office/drawing/2015/10/21/chartex" xmlns:cx3="http://schemas.microsoft.com/office/drawing/2016/5/9/chartex" xmlns:cx4="http://schemas.microsoft.com/office/drawing/2016/5/10/chartex" xmlns:cx5="http://schemas.microsoft.com/office/drawing/2016/5/11/chartex" xmlns:cx6="http://schemas.microsoft.com/office/drawing/2016/5/12/chartex" xmlns:cx7="http://schemas.microsoft.com/office/drawing/2016/5/13/chartex" xmlns:cx8="http://schemas.microsoft.com/office/drawing/2016/5/14/chartex" xmlns:mc="http://schemas.openxmlformats.org/markup-compatibility/2006" xmlns:aink="http://schemas.microsoft.com/office/drawing/2016/ink" xmlns:am3d="http://schemas.microsoft.com/office/drawing/2017/model3d" xmlns:o="urn:schemas-microsoft-com:office:office" xmlns:oel="http://schemas.microsoft.com/office/2019/extlst" xmlns:r="http://schemas.openxmlformats.org/officeDocument/2006/relationships" xmlns:m="http://schemas.openxmlformats.org/officeDocument/2006/math" xmlns:v="urn:schemas-microsoft-com:vml" xmlns:wp14="http://schemas.microsoft.com/office/word/2010/wordprocessingDrawing" xmlns:wp="http://schemas.openxmlformats.org/drawingml/2006/wordprocessingDrawing" xmlns:w10="urn:schemas-microsoft-com:office:word" xmlns:w="http://schemas.openxmlformats.org/wordprocessingml/2006/main" xmlns:w14="http://schemas.microsoft.com/office/word/2010/wordml" xmlns:w15="http://schemas.microsoft.com/office/word/2012/wordml" xmlns:w16cex="http://schemas.microsoft.com/office/word/2018/wordml/cex" xmlns:w16cid="http://schemas.microsoft.com/office/word/2016/wordml/cid" xmlns:w16="http://schemas.microsoft.com/office/word/2018/wordml" xmlns:w16sdtdh="http://schemas.microsoft.com/office/word/2020/wordml/sdtdatahash" xmlns:w16se="http://schemas.microsoft.com/office/word/2015/wordml/symex" xmlns:wpg="http://schemas.microsoft.com/office/word/2010/wordprocessingGroup" xmlns:wpi="http://schemas.microsoft.com/office/word/2010/wordprocessingInk" xmlns:wne="http://schemas.microsoft.com/office/word/2006/wordml" xmlns:wps="http://schemas.microsoft.com/office/word/2010/wordprocessingShape" mc:Ignorable="w14 w15 w16se w16cid w16 w16cex w16sdtdh wp14">
   <w:abstractNum w:abstractNumId="0" w15:restartNumberingAfterBreak="0">
-    <w:nsid w:val="5B410750"/>
+    <w:nsid w:val="254E6DBC"/>
     <w:multiLevelType w:val="hybridMultilevel"/>
-    <w:tmpl w:val="502AB8C4"/>
-    <w:lvl w:ilvl="0" w:tplc="0409000F">
+    <w:tmpl w:val="39A0F8CA"/>
+    <w:lvl w:ilvl="0" w:tplc="04090011">
       <w:start w:val="1"/>
       <w:numFmt w:val="decimal"/>
-      <w:lvlText w:val="%1."/>
+      <w:lvlText w:val="%1)"/>
       <w:lvlJc w:val="left"/>
       <w:pPr>
-        <w:ind w:left="360" w:hanging="360"/>
+        <w:ind w:left="720" w:hanging="360"/>
       </w:pPr>
       <w:rPr>
         <w:rFonts w:hint="default"/>
@@ -3408,7 +3747,99 @@
       </w:pPr>
     </w:lvl>
   </w:abstractNum>
+  <w:abstractNum w:abstractNumId="1" w15:restartNumberingAfterBreak="0">
+    <w:nsid w:val="5B410750"/>
+    <w:multiLevelType w:val="hybridMultilevel"/>
+    <w:tmpl w:val="502AB8C4"/>
+    <w:lvl w:ilvl="0" w:tplc="0409000F">
+      <w:start w:val="1"/>
+      <w:numFmt w:val="decimal"/>
+      <w:lvlText w:val="%1."/>
+      <w:lvlJc w:val="left"/>
+      <w:pPr>
+        <w:ind w:left="360" w:hanging="360"/>
+      </w:pPr>
+      <w:rPr>
+        <w:rFonts w:hint="default"/>
+      </w:rPr>
+    </w:lvl>
+    <w:lvl w:ilvl="1" w:tplc="04090019" w:tentative="1">
+      <w:start w:val="1"/>
+      <w:numFmt w:val="lowerLetter"/>
+      <w:lvlText w:val="%2."/>
+      <w:lvlJc w:val="left"/>
+      <w:pPr>
+        <w:ind w:left="1440" w:hanging="360"/>
+      </w:pPr>
+    </w:lvl>
+    <w:lvl w:ilvl="2" w:tplc="0409001B" w:tentative="1">
+      <w:start w:val="1"/>
+      <w:numFmt w:val="lowerRoman"/>
+      <w:lvlText w:val="%3."/>
+      <w:lvlJc w:val="right"/>
+      <w:pPr>
+        <w:ind w:left="2160" w:hanging="180"/>
+      </w:pPr>
+    </w:lvl>
+    <w:lvl w:ilvl="3" w:tplc="0409000F" w:tentative="1">
+      <w:start w:val="1"/>
+      <w:numFmt w:val="decimal"/>
+      <w:lvlText w:val="%4."/>
+      <w:lvlJc w:val="left"/>
+      <w:pPr>
+        <w:ind w:left="2880" w:hanging="360"/>
+      </w:pPr>
+    </w:lvl>
+    <w:lvl w:ilvl="4" w:tplc="04090019" w:tentative="1">
+      <w:start w:val="1"/>
+      <w:numFmt w:val="lowerLetter"/>
+      <w:lvlText w:val="%5."/>
+      <w:lvlJc w:val="left"/>
+      <w:pPr>
+        <w:ind w:left="3600" w:hanging="360"/>
+      </w:pPr>
+    </w:lvl>
+    <w:lvl w:ilvl="5" w:tplc="0409001B" w:tentative="1">
+      <w:start w:val="1"/>
+      <w:numFmt w:val="lowerRoman"/>
+      <w:lvlText w:val="%6."/>
+      <w:lvlJc w:val="right"/>
+      <w:pPr>
+        <w:ind w:left="4320" w:hanging="180"/>
+      </w:pPr>
+    </w:lvl>
+    <w:lvl w:ilvl="6" w:tplc="0409000F" w:tentative="1">
+      <w:start w:val="1"/>
+      <w:numFmt w:val="decimal"/>
+      <w:lvlText w:val="%7."/>
+      <w:lvlJc w:val="left"/>
+      <w:pPr>
+        <w:ind w:left="5040" w:hanging="360"/>
+      </w:pPr>
+    </w:lvl>
+    <w:lvl w:ilvl="7" w:tplc="04090019" w:tentative="1">
+      <w:start w:val="1"/>
+      <w:numFmt w:val="lowerLetter"/>
+      <w:lvlText w:val="%8."/>
+      <w:lvlJc w:val="left"/>
+      <w:pPr>
+        <w:ind w:left="5760" w:hanging="360"/>
+      </w:pPr>
+    </w:lvl>
+    <w:lvl w:ilvl="8" w:tplc="0409001B" w:tentative="1">
+      <w:start w:val="1"/>
+      <w:numFmt w:val="lowerRoman"/>
+      <w:lvlText w:val="%9."/>
+      <w:lvlJc w:val="right"/>
+      <w:pPr>
+        <w:ind w:left="6480" w:hanging="180"/>
+      </w:pPr>
+    </w:lvl>
+  </w:abstractNum>
   <w:num w:numId="1" w16cid:durableId="811757142">
+    <w:abstractNumId w:val="1"/>
+  </w:num>
+  <w:num w:numId="2" w16cid:durableId="1684743657">
     <w:abstractNumId w:val="0"/>
   </w:num>
 </w:numbering>

--- a/АП ІК-11 Косило ЛР-5.0.docx
+++ b/АП ІК-11 Косило ЛР-5.0.docx
@@ -3643,6 +3643,269 @@
           <w:sz w:val="28"/>
           <w:szCs w:val="28"/>
           <w:lang w:val="en-US"/>
+        </w:rPr>
+      </w:pPr>
+      <w:r>
+        <w:rPr>
+          <w:rFonts w:ascii="Times New Roman" w:hAnsi="Times New Roman" w:cs="Times New Roman"/>
+          <w:b/>
+          <w:bCs/>
+          <w:noProof/>
+          <w:sz w:val="28"/>
+          <w:szCs w:val="28"/>
+          <w:lang w:val="en-US"/>
+          <w14:ligatures w14:val="standardContextual"/>
+        </w:rPr>
+        <w:drawing>
+          <wp:inline distT="0" distB="0" distL="0" distR="0">
+            <wp:extent cx="6722140" cy="4211392"/>
+            <wp:effectExtent l="0" t="0" r="0" b="5080"/>
+            <wp:docPr id="829828850" name="Picture 3"/>
+            <wp:cNvGraphicFramePr>
+              <a:graphicFrameLocks xmlns:a="http://schemas.openxmlformats.org/drawingml/2006/main" noChangeAspect="1"/>
+            </wp:cNvGraphicFramePr>
+            <a:graphic xmlns:a="http://schemas.openxmlformats.org/drawingml/2006/main">
+              <a:graphicData uri="http://schemas.openxmlformats.org/drawingml/2006/picture">
+                <pic:pic xmlns:pic="http://schemas.openxmlformats.org/drawingml/2006/picture">
+                  <pic:nvPicPr>
+                    <pic:cNvPr id="829828850" name="Picture 829828850"/>
+                    <pic:cNvPicPr/>
+                  </pic:nvPicPr>
+                  <pic:blipFill>
+                    <a:blip r:embed="rId10" cstate="print">
+                      <a:extLst>
+                        <a:ext uri="{28A0092B-C50C-407E-A947-70E740481C1C}">
+                          <a14:useLocalDpi xmlns:a14="http://schemas.microsoft.com/office/drawing/2010/main" val="0"/>
+                        </a:ext>
+                      </a:extLst>
+                    </a:blip>
+                    <a:stretch>
+                      <a:fillRect/>
+                    </a:stretch>
+                  </pic:blipFill>
+                  <pic:spPr>
+                    <a:xfrm>
+                      <a:off x="0" y="0"/>
+                      <a:ext cx="6769851" cy="4241283"/>
+                    </a:xfrm>
+                    <a:prstGeom prst="rect">
+                      <a:avLst/>
+                    </a:prstGeom>
+                  </pic:spPr>
+                </pic:pic>
+              </a:graphicData>
+            </a:graphic>
+          </wp:inline>
+        </w:drawing>
+      </w:r>
+    </w:p>
+    <w:p>
+      <w:pPr>
+        <w:rPr>
+          <w:rFonts w:ascii="Times New Roman" w:hAnsi="Times New Roman" w:cs="Times New Roman"/>
+          <w:b/>
+          <w:bCs/>
+          <w:sz w:val="28"/>
+          <w:szCs w:val="28"/>
+        </w:rPr>
+      </w:pPr>
+      <w:r>
+        <w:rPr>
+          <w:rFonts w:ascii="Times New Roman" w:hAnsi="Times New Roman" w:cs="Times New Roman"/>
+          <w:b/>
+          <w:bCs/>
+          <w:sz w:val="28"/>
+          <w:szCs w:val="28"/>
+          <w:lang w:val="en-US"/>
+        </w:rPr>
+        <w:lastRenderedPageBreak/>
+        <w:t>5)</w:t>
+      </w:r>
+      <w:r>
+        <w:rPr>
+          <w:rFonts w:ascii="Times New Roman" w:hAnsi="Times New Roman" w:cs="Times New Roman"/>
+          <w:b/>
+          <w:bCs/>
+          <w:sz w:val="28"/>
+          <w:szCs w:val="28"/>
+        </w:rPr>
+        <w:t xml:space="preserve"> Злиття гілок</w:t>
+      </w:r>
+    </w:p>
+    <w:p>
+      <w:pPr>
+        <w:jc w:val="both"/>
+        <w:rPr>
+          <w:rFonts w:ascii="Times New Roman" w:eastAsia="Calibri" w:hAnsi="Times New Roman" w:cs="Times New Roman"/>
+          <w:sz w:val="28"/>
+          <w:szCs w:val="28"/>
+        </w:rPr>
+      </w:pPr>
+      <w:r>
+        <w:rPr>
+          <w:rFonts w:ascii="Times New Roman" w:eastAsia="Calibri" w:hAnsi="Times New Roman" w:cs="Times New Roman"/>
+          <w:sz w:val="28"/>
+          <w:szCs w:val="28"/>
+        </w:rPr>
+        <w:t>1) Виконала злиття гілок</w:t>
+      </w:r>
+    </w:p>
+    <w:p>
+      <w:pPr>
+        <w:rPr>
+          <w:rFonts w:ascii="Times New Roman" w:hAnsi="Times New Roman" w:cs="Times New Roman"/>
+          <w:b/>
+          <w:bCs/>
+          <w:sz w:val="28"/>
+          <w:szCs w:val="28"/>
+        </w:rPr>
+      </w:pPr>
+    </w:p>
+    <w:p>
+      <w:pPr>
+        <w:rPr>
+          <w:rFonts w:ascii="Times New Roman" w:hAnsi="Times New Roman" w:cs="Times New Roman"/>
+          <w:b/>
+          <w:bCs/>
+          <w:sz w:val="28"/>
+          <w:szCs w:val="28"/>
+        </w:rPr>
+      </w:pPr>
+      <w:r>
+        <w:rPr>
+          <w:rFonts w:ascii="Times New Roman" w:hAnsi="Times New Roman" w:cs="Times New Roman"/>
+          <w:b/>
+          <w:bCs/>
+          <w:sz w:val="28"/>
+          <w:szCs w:val="28"/>
+        </w:rPr>
+        <w:t xml:space="preserve">Посилання на </w:t>
+      </w:r>
+      <w:proofErr w:type="spellStart"/>
+      <w:r>
+        <w:rPr>
+          <w:rFonts w:ascii="Times New Roman" w:hAnsi="Times New Roman" w:cs="Times New Roman"/>
+          <w:b/>
+          <w:bCs/>
+          <w:sz w:val="28"/>
+          <w:szCs w:val="28"/>
+        </w:rPr>
+        <w:t>git</w:t>
+      </w:r>
+      <w:proofErr w:type="spellEnd"/>
+      <w:r>
+        <w:rPr>
+          <w:rFonts w:ascii="Times New Roman" w:hAnsi="Times New Roman" w:cs="Times New Roman"/>
+          <w:b/>
+          <w:bCs/>
+          <w:sz w:val="28"/>
+          <w:szCs w:val="28"/>
+        </w:rPr>
+        <w:t xml:space="preserve"> репозиторій з проектом:</w:t>
+      </w:r>
+    </w:p>
+    <w:p>
+      <w:pPr>
+        <w:rPr>
+          <w:rFonts w:ascii="Times New Roman" w:hAnsi="Times New Roman" w:cs="Times New Roman"/>
+          <w:b/>
+          <w:bCs/>
+          <w:sz w:val="28"/>
+          <w:szCs w:val="28"/>
+        </w:rPr>
+      </w:pPr>
+    </w:p>
+    <w:p>
+      <w:pPr>
+        <w:rPr>
+          <w:rFonts w:ascii="Times New Roman" w:hAnsi="Times New Roman" w:cs="Times New Roman"/>
+          <w:sz w:val="28"/>
+          <w:szCs w:val="28"/>
+        </w:rPr>
+      </w:pPr>
+      <w:r>
+        <w:rPr>
+          <w:rFonts w:ascii="Times New Roman" w:hAnsi="Times New Roman" w:cs="Times New Roman"/>
+          <w:b/>
+          <w:bCs/>
+          <w:sz w:val="28"/>
+          <w:szCs w:val="28"/>
+        </w:rPr>
+        <w:t>Висновок</w:t>
+      </w:r>
+      <w:r>
+        <w:rPr>
+          <w:rFonts w:ascii="Times New Roman" w:hAnsi="Times New Roman" w:cs="Times New Roman"/>
+          <w:sz w:val="28"/>
+          <w:szCs w:val="28"/>
+        </w:rPr>
+        <w:t>:</w:t>
+      </w:r>
+      <w:r>
+        <w:rPr>
+          <w:rFonts w:ascii="Times New Roman" w:hAnsi="Times New Roman" w:cs="Times New Roman"/>
+          <w:sz w:val="28"/>
+          <w:szCs w:val="28"/>
+        </w:rPr>
+        <w:t xml:space="preserve"> </w:t>
+      </w:r>
+      <w:r>
+        <w:rPr>
+          <w:rFonts w:ascii="Times New Roman" w:hAnsi="Times New Roman" w:cs="Times New Roman"/>
+          <w:sz w:val="28"/>
+          <w:szCs w:val="28"/>
+        </w:rPr>
+        <w:t>на</w:t>
+      </w:r>
+      <w:r>
+        <w:rPr>
+          <w:rFonts w:ascii="Times New Roman" w:hAnsi="Times New Roman" w:cs="Times New Roman"/>
+          <w:sz w:val="28"/>
+          <w:szCs w:val="28"/>
+        </w:rPr>
+        <w:t xml:space="preserve"> лабораторн</w:t>
+      </w:r>
+      <w:r>
+        <w:rPr>
+          <w:rFonts w:ascii="Times New Roman" w:hAnsi="Times New Roman" w:cs="Times New Roman"/>
+          <w:sz w:val="28"/>
+          <w:szCs w:val="28"/>
+        </w:rPr>
+        <w:t>ій</w:t>
+      </w:r>
+      <w:r>
+        <w:rPr>
+          <w:rFonts w:ascii="Times New Roman" w:hAnsi="Times New Roman" w:cs="Times New Roman"/>
+          <w:sz w:val="28"/>
+          <w:szCs w:val="28"/>
+        </w:rPr>
+        <w:t xml:space="preserve"> робот</w:t>
+      </w:r>
+      <w:r>
+        <w:rPr>
+          <w:rFonts w:ascii="Times New Roman" w:hAnsi="Times New Roman" w:cs="Times New Roman"/>
+          <w:sz w:val="28"/>
+          <w:szCs w:val="28"/>
+        </w:rPr>
+        <w:t>і №5.0</w:t>
+      </w:r>
+      <w:r>
+        <w:rPr>
+          <w:rFonts w:ascii="Times New Roman" w:hAnsi="Times New Roman" w:cs="Times New Roman"/>
+          <w:sz w:val="28"/>
+          <w:szCs w:val="28"/>
+        </w:rPr>
+        <w:t xml:space="preserve"> я  навчилася використовувати системи автоматизованого тестування.</w:t>
+      </w:r>
+    </w:p>
+    <w:p>
+      <w:pPr>
+        <w:rPr>
+          <w:rFonts w:ascii="Times New Roman" w:hAnsi="Times New Roman" w:cs="Times New Roman"/>
+          <w:b/>
+          <w:bCs/>
+          <w:sz w:val="28"/>
+          <w:szCs w:val="28"/>
         </w:rPr>
       </w:pPr>
     </w:p>
